--- a/ScholarGuard.docx
+++ b/ScholarGuard.docx
@@ -47,6 +47,7 @@
       <w:r>
         <w:rPr>
           <w:rFonts w:ascii="Times New Roman" w:hAnsi="Times New Roman" w:cs="Times New Roman"/>
+          <w:noProof/>
           <w:sz w:val="36"/>
           <w:szCs w:val="36"/>
         </w:rPr>
@@ -215,6 +216,7 @@
       <w:r>
         <w:rPr>
           <w:rFonts w:ascii="Times New Roman" w:hAnsi="Times New Roman" w:cs="Times New Roman"/>
+          <w:noProof/>
           <w:sz w:val="24"/>
           <w:szCs w:val="24"/>
         </w:rPr>
@@ -268,6 +270,1043 @@
       <w:pPr>
         <w:rPr>
           <w:rFonts w:ascii="Times New Roman" w:hAnsi="Times New Roman" w:cs="Times New Roman"/>
+          <w:b/>
+          <w:bCs/>
+          <w:sz w:val="24"/>
+          <w:szCs w:val="24"/>
+        </w:rPr>
+      </w:pPr>
+      <w:r>
+        <w:rPr>
+          <w:rFonts w:ascii="Times New Roman" w:hAnsi="Times New Roman" w:cs="Times New Roman"/>
+          <w:b/>
+          <w:bCs/>
+          <w:sz w:val="24"/>
+          <w:szCs w:val="24"/>
+        </w:rPr>
+        <w:lastRenderedPageBreak/>
+        <w:t>Initial to Do:</w:t>
+      </w:r>
+    </w:p>
+    <w:p>
+      <w:pPr>
+        <w:rPr>
+          <w:rFonts w:ascii="Times New Roman" w:hAnsi="Times New Roman" w:cs="Times New Roman"/>
+          <w:b/>
+          <w:bCs/>
+          <w:sz w:val="24"/>
+          <w:szCs w:val="24"/>
+        </w:rPr>
+      </w:pPr>
+      <w:r>
+        <w:rPr>
+          <w:rFonts w:ascii="Times New Roman" w:hAnsi="Times New Roman" w:cs="Times New Roman"/>
+          <w:b/>
+          <w:bCs/>
+          <w:sz w:val="24"/>
+          <w:szCs w:val="24"/>
+        </w:rPr>
+        <w:t>Check version of python and node</w:t>
+      </w:r>
+    </w:p>
+    <w:p>
+      <w:pPr>
+        <w:rPr>
+          <w:rFonts w:ascii="Times New Roman" w:hAnsi="Times New Roman" w:cs="Times New Roman"/>
+          <w:sz w:val="24"/>
+          <w:szCs w:val="24"/>
+        </w:rPr>
+      </w:pPr>
+      <w:r>
+        <w:rPr>
+          <w:rFonts w:ascii="Times New Roman" w:hAnsi="Times New Roman" w:cs="Times New Roman"/>
+          <w:sz w:val="24"/>
+          <w:szCs w:val="24"/>
+        </w:rPr>
+        <w:tab/>
+        <w:t xml:space="preserve">Python --version  </w:t>
+      </w:r>
+    </w:p>
+    <w:p>
+      <w:pPr>
+        <w:rPr>
+          <w:rFonts w:ascii="Times New Roman" w:hAnsi="Times New Roman" w:cs="Times New Roman"/>
+          <w:sz w:val="24"/>
+          <w:szCs w:val="24"/>
+        </w:rPr>
+      </w:pPr>
+      <w:r>
+        <w:rPr>
+          <w:rFonts w:ascii="Times New Roman" w:hAnsi="Times New Roman" w:cs="Times New Roman"/>
+          <w:sz w:val="24"/>
+          <w:szCs w:val="24"/>
+        </w:rPr>
+        <w:tab/>
+        <w:t xml:space="preserve">Node --version </w:t>
+      </w:r>
+    </w:p>
+    <w:p>
+      <w:pPr>
+        <w:rPr>
+          <w:rFonts w:ascii="Times New Roman" w:hAnsi="Times New Roman" w:cs="Times New Roman"/>
+          <w:sz w:val="24"/>
+          <w:szCs w:val="24"/>
+        </w:rPr>
+      </w:pPr>
+    </w:p>
+    <w:p>
+      <w:pPr>
+        <w:rPr>
+          <w:rFonts w:ascii="Times New Roman" w:hAnsi="Times New Roman" w:cs="Times New Roman"/>
+          <w:b/>
+          <w:bCs/>
+          <w:sz w:val="24"/>
+          <w:szCs w:val="24"/>
+        </w:rPr>
+      </w:pPr>
+      <w:r>
+        <w:rPr>
+          <w:rFonts w:ascii="Times New Roman" w:hAnsi="Times New Roman" w:cs="Times New Roman"/>
+          <w:b/>
+          <w:bCs/>
+          <w:sz w:val="24"/>
+          <w:szCs w:val="24"/>
+        </w:rPr>
+        <w:t>Git initialization:</w:t>
+      </w:r>
+    </w:p>
+    <w:p>
+      <w:pPr>
+        <w:rPr>
+          <w:rFonts w:ascii="Times New Roman" w:hAnsi="Times New Roman" w:cs="Times New Roman"/>
+          <w:sz w:val="24"/>
+          <w:szCs w:val="24"/>
+        </w:rPr>
+      </w:pPr>
+      <w:r>
+        <w:rPr>
+          <w:rFonts w:ascii="Times New Roman" w:hAnsi="Times New Roman" w:cs="Times New Roman"/>
+          <w:sz w:val="24"/>
+          <w:szCs w:val="24"/>
+        </w:rPr>
+        <w:tab/>
+        <w:t>Steps:</w:t>
+      </w:r>
+    </w:p>
+    <w:p>
+      <w:pPr>
+        <w:rPr>
+          <w:rFonts w:ascii="Times New Roman" w:hAnsi="Times New Roman" w:cs="Times New Roman"/>
+          <w:sz w:val="24"/>
+          <w:szCs w:val="24"/>
+        </w:rPr>
+      </w:pPr>
+      <w:r>
+        <w:rPr>
+          <w:rFonts w:ascii="Times New Roman" w:hAnsi="Times New Roman" w:cs="Times New Roman"/>
+          <w:sz w:val="24"/>
+          <w:szCs w:val="24"/>
+        </w:rPr>
+        <w:tab/>
+      </w:r>
+      <w:r>
+        <w:rPr>
+          <w:rFonts w:ascii="Times New Roman" w:hAnsi="Times New Roman" w:cs="Times New Roman"/>
+          <w:sz w:val="24"/>
+          <w:szCs w:val="24"/>
+        </w:rPr>
+        <w:tab/>
+        <w:t xml:space="preserve">git </w:t>
+      </w:r>
+      <w:proofErr w:type="spellStart"/>
+      <w:r>
+        <w:rPr>
+          <w:rFonts w:ascii="Times New Roman" w:hAnsi="Times New Roman" w:cs="Times New Roman"/>
+          <w:sz w:val="24"/>
+          <w:szCs w:val="24"/>
+        </w:rPr>
+        <w:t>init</w:t>
+      </w:r>
+      <w:proofErr w:type="spellEnd"/>
+    </w:p>
+    <w:p>
+      <w:pPr>
+        <w:rPr>
+          <w:rFonts w:ascii="Times New Roman" w:hAnsi="Times New Roman" w:cs="Times New Roman"/>
+          <w:sz w:val="24"/>
+          <w:szCs w:val="24"/>
+        </w:rPr>
+      </w:pPr>
+      <w:r>
+        <w:rPr>
+          <w:rFonts w:ascii="Times New Roman" w:hAnsi="Times New Roman" w:cs="Times New Roman"/>
+          <w:sz w:val="24"/>
+          <w:szCs w:val="24"/>
+        </w:rPr>
+        <w:tab/>
+      </w:r>
+      <w:r>
+        <w:rPr>
+          <w:rFonts w:ascii="Times New Roman" w:hAnsi="Times New Roman" w:cs="Times New Roman"/>
+          <w:sz w:val="24"/>
+          <w:szCs w:val="24"/>
+        </w:rPr>
+        <w:tab/>
+        <w:t xml:space="preserve">git </w:t>
+      </w:r>
+      <w:proofErr w:type="gramStart"/>
+      <w:r>
+        <w:rPr>
+          <w:rFonts w:ascii="Times New Roman" w:hAnsi="Times New Roman" w:cs="Times New Roman"/>
+          <w:sz w:val="24"/>
+          <w:szCs w:val="24"/>
+        </w:rPr>
+        <w:t>add .</w:t>
+      </w:r>
+      <w:proofErr w:type="gramEnd"/>
+    </w:p>
+    <w:p>
+      <w:pPr>
+        <w:rPr>
+          <w:rFonts w:ascii="Times New Roman" w:hAnsi="Times New Roman" w:cs="Times New Roman"/>
+          <w:sz w:val="24"/>
+          <w:szCs w:val="24"/>
+        </w:rPr>
+      </w:pPr>
+      <w:r>
+        <w:rPr>
+          <w:rFonts w:ascii="Times New Roman" w:hAnsi="Times New Roman" w:cs="Times New Roman"/>
+          <w:sz w:val="24"/>
+          <w:szCs w:val="24"/>
+        </w:rPr>
+        <w:tab/>
+      </w:r>
+      <w:r>
+        <w:rPr>
+          <w:rFonts w:ascii="Times New Roman" w:hAnsi="Times New Roman" w:cs="Times New Roman"/>
+          <w:sz w:val="24"/>
+          <w:szCs w:val="24"/>
+        </w:rPr>
+        <w:tab/>
+        <w:t>git commit “Initial Project Structure”</w:t>
+      </w:r>
+    </w:p>
+    <w:p>
+      <w:pPr>
+        <w:rPr>
+          <w:rFonts w:ascii="Times New Roman" w:hAnsi="Times New Roman" w:cs="Times New Roman"/>
+          <w:sz w:val="24"/>
+          <w:szCs w:val="24"/>
+        </w:rPr>
+      </w:pPr>
+    </w:p>
+    <w:p>
+      <w:pPr>
+        <w:rPr>
+          <w:rFonts w:ascii="Times New Roman" w:hAnsi="Times New Roman" w:cs="Times New Roman"/>
+          <w:sz w:val="24"/>
+          <w:szCs w:val="24"/>
+        </w:rPr>
+      </w:pPr>
+      <w:r>
+        <w:rPr>
+          <w:rFonts w:ascii="Times New Roman" w:hAnsi="Times New Roman" w:cs="Times New Roman"/>
+          <w:sz w:val="24"/>
+          <w:szCs w:val="24"/>
+        </w:rPr>
+        <w:tab/>
+      </w:r>
+      <w:r>
+        <w:rPr>
+          <w:rFonts w:ascii="Times New Roman" w:hAnsi="Times New Roman" w:cs="Times New Roman"/>
+          <w:sz w:val="24"/>
+          <w:szCs w:val="24"/>
+        </w:rPr>
+        <w:tab/>
+        <w:t>Afterwards:</w:t>
+      </w:r>
+    </w:p>
+    <w:p>
+      <w:pPr>
+        <w:rPr>
+          <w:rFonts w:ascii="Times New Roman" w:hAnsi="Times New Roman" w:cs="Times New Roman"/>
+          <w:sz w:val="24"/>
+          <w:szCs w:val="24"/>
+        </w:rPr>
+      </w:pPr>
+      <w:r>
+        <w:rPr>
+          <w:rFonts w:ascii="Times New Roman" w:hAnsi="Times New Roman" w:cs="Times New Roman"/>
+          <w:sz w:val="24"/>
+          <w:szCs w:val="24"/>
+        </w:rPr>
+        <w:tab/>
+      </w:r>
+      <w:r>
+        <w:rPr>
+          <w:rFonts w:ascii="Times New Roman" w:hAnsi="Times New Roman" w:cs="Times New Roman"/>
+          <w:sz w:val="24"/>
+          <w:szCs w:val="24"/>
+        </w:rPr>
+        <w:tab/>
+      </w:r>
+      <w:r>
+        <w:rPr>
+          <w:rFonts w:ascii="Times New Roman" w:hAnsi="Times New Roman" w:cs="Times New Roman"/>
+          <w:sz w:val="24"/>
+          <w:szCs w:val="24"/>
+        </w:rPr>
+        <w:tab/>
+        <w:t xml:space="preserve">Go to </w:t>
+      </w:r>
+      <w:proofErr w:type="spellStart"/>
+      <w:r>
+        <w:rPr>
+          <w:rFonts w:ascii="Times New Roman" w:hAnsi="Times New Roman" w:cs="Times New Roman"/>
+          <w:sz w:val="24"/>
+          <w:szCs w:val="24"/>
+        </w:rPr>
+        <w:t>Github</w:t>
+      </w:r>
+      <w:proofErr w:type="spellEnd"/>
+      <w:r>
+        <w:rPr>
+          <w:rFonts w:ascii="Times New Roman" w:hAnsi="Times New Roman" w:cs="Times New Roman"/>
+          <w:sz w:val="24"/>
+          <w:szCs w:val="24"/>
+        </w:rPr>
+        <w:t xml:space="preserve"> </w:t>
+      </w:r>
+      <w:r>
+        <w:rPr>
+          <w:rFonts w:ascii="Times New Roman" w:hAnsi="Times New Roman" w:cs="Times New Roman"/>
+          <w:sz w:val="24"/>
+          <w:szCs w:val="24"/>
+        </w:rPr>
+        <w:sym w:font="Wingdings" w:char="F0E0"/>
+      </w:r>
+      <w:r>
+        <w:rPr>
+          <w:rFonts w:ascii="Times New Roman" w:hAnsi="Times New Roman" w:cs="Times New Roman"/>
+          <w:sz w:val="24"/>
+          <w:szCs w:val="24"/>
+        </w:rPr>
+        <w:t xml:space="preserve"> </w:t>
+      </w:r>
+      <w:hyperlink r:id="rId7" w:history="1">
+        <w:r>
+          <w:rPr>
+            <w:rStyle w:val="Hyperlink"/>
+            <w:rFonts w:ascii="Times New Roman" w:hAnsi="Times New Roman" w:cs="Times New Roman"/>
+            <w:sz w:val="24"/>
+            <w:szCs w:val="24"/>
+          </w:rPr>
+          <w:t>https://github.com/Sanjairam-07</w:t>
+        </w:r>
+      </w:hyperlink>
+    </w:p>
+    <w:p>
+      <w:pPr>
+        <w:rPr>
+          <w:rFonts w:ascii="Times New Roman" w:hAnsi="Times New Roman" w:cs="Times New Roman"/>
+          <w:sz w:val="24"/>
+          <w:szCs w:val="24"/>
+        </w:rPr>
+      </w:pPr>
+      <w:r>
+        <w:rPr>
+          <w:rFonts w:ascii="Times New Roman" w:hAnsi="Times New Roman" w:cs="Times New Roman"/>
+          <w:sz w:val="24"/>
+          <w:szCs w:val="24"/>
+        </w:rPr>
+        <w:tab/>
+      </w:r>
+      <w:r>
+        <w:rPr>
+          <w:rFonts w:ascii="Times New Roman" w:hAnsi="Times New Roman" w:cs="Times New Roman"/>
+          <w:sz w:val="24"/>
+          <w:szCs w:val="24"/>
+        </w:rPr>
+        <w:tab/>
+      </w:r>
+      <w:r>
+        <w:rPr>
+          <w:rFonts w:ascii="Times New Roman" w:hAnsi="Times New Roman" w:cs="Times New Roman"/>
+          <w:sz w:val="24"/>
+          <w:szCs w:val="24"/>
+        </w:rPr>
+        <w:tab/>
+        <w:t xml:space="preserve">Create a </w:t>
+      </w:r>
+      <w:proofErr w:type="spellStart"/>
+      <w:r>
+        <w:rPr>
+          <w:rFonts w:ascii="Times New Roman" w:hAnsi="Times New Roman" w:cs="Times New Roman"/>
+          <w:sz w:val="24"/>
+          <w:szCs w:val="24"/>
+        </w:rPr>
+        <w:t>Respository</w:t>
+      </w:r>
+      <w:proofErr w:type="spellEnd"/>
+      <w:r>
+        <w:rPr>
+          <w:rFonts w:ascii="Times New Roman" w:hAnsi="Times New Roman" w:cs="Times New Roman"/>
+          <w:sz w:val="24"/>
+          <w:szCs w:val="24"/>
+        </w:rPr>
+        <w:t xml:space="preserve"> “ScholarGuard”</w:t>
+      </w:r>
+    </w:p>
+    <w:p>
+      <w:pPr>
+        <w:rPr>
+          <w:rFonts w:ascii="Times New Roman" w:hAnsi="Times New Roman" w:cs="Times New Roman"/>
+          <w:sz w:val="24"/>
+          <w:szCs w:val="24"/>
+        </w:rPr>
+      </w:pPr>
+      <w:r>
+        <w:rPr>
+          <w:rFonts w:ascii="Times New Roman" w:hAnsi="Times New Roman" w:cs="Times New Roman"/>
+          <w:sz w:val="24"/>
+          <w:szCs w:val="24"/>
+        </w:rPr>
+        <w:tab/>
+      </w:r>
+      <w:r>
+        <w:rPr>
+          <w:rFonts w:ascii="Times New Roman" w:hAnsi="Times New Roman" w:cs="Times New Roman"/>
+          <w:sz w:val="24"/>
+          <w:szCs w:val="24"/>
+        </w:rPr>
+        <w:tab/>
+      </w:r>
+      <w:r>
+        <w:rPr>
+          <w:rFonts w:ascii="Times New Roman" w:hAnsi="Times New Roman" w:cs="Times New Roman"/>
+          <w:sz w:val="24"/>
+          <w:szCs w:val="24"/>
+        </w:rPr>
+        <w:tab/>
+        <w:t>Go to terminal of VSCODE</w:t>
+      </w:r>
+    </w:p>
+    <w:p>
+      <w:pPr>
+        <w:rPr>
+          <w:rFonts w:ascii="Times New Roman" w:hAnsi="Times New Roman" w:cs="Times New Roman"/>
+          <w:sz w:val="24"/>
+          <w:szCs w:val="24"/>
+        </w:rPr>
+      </w:pPr>
+      <w:r>
+        <w:rPr>
+          <w:rFonts w:ascii="Times New Roman" w:hAnsi="Times New Roman" w:cs="Times New Roman"/>
+          <w:sz w:val="24"/>
+          <w:szCs w:val="24"/>
+        </w:rPr>
+        <w:tab/>
+      </w:r>
+      <w:r>
+        <w:rPr>
+          <w:rFonts w:ascii="Times New Roman" w:hAnsi="Times New Roman" w:cs="Times New Roman"/>
+          <w:sz w:val="24"/>
+          <w:szCs w:val="24"/>
+        </w:rPr>
+        <w:t xml:space="preserve">git remote add origin </w:t>
+      </w:r>
+      <w:hyperlink r:id="rId8" w:history="1">
+        <w:r>
+          <w:rPr>
+            <w:rStyle w:val="Hyperlink"/>
+            <w:rFonts w:ascii="Times New Roman" w:hAnsi="Times New Roman" w:cs="Times New Roman"/>
+            <w:sz w:val="24"/>
+            <w:szCs w:val="24"/>
+          </w:rPr>
+          <w:t>https://github.com</w:t>
+        </w:r>
+        <w:r>
+          <w:rPr>
+            <w:rStyle w:val="Hyperlink"/>
+            <w:rFonts w:ascii="Times New Roman" w:hAnsi="Times New Roman" w:cs="Times New Roman"/>
+            <w:sz w:val="24"/>
+            <w:szCs w:val="24"/>
+          </w:rPr>
+          <w:t>/Sanjairam-07</w:t>
+        </w:r>
+        <w:r>
+          <w:rPr>
+            <w:rStyle w:val="Hyperlink"/>
+            <w:rFonts w:ascii="Times New Roman" w:hAnsi="Times New Roman" w:cs="Times New Roman"/>
+            <w:sz w:val="24"/>
+            <w:szCs w:val="24"/>
+          </w:rPr>
+          <w:t>/ScholarGuard.git</w:t>
+        </w:r>
+      </w:hyperlink>
+    </w:p>
+    <w:p>
+      <w:pPr>
+        <w:rPr>
+          <w:rFonts w:ascii="Times New Roman" w:hAnsi="Times New Roman" w:cs="Times New Roman"/>
+          <w:sz w:val="24"/>
+          <w:szCs w:val="24"/>
+        </w:rPr>
+      </w:pPr>
+      <w:r>
+        <w:rPr>
+          <w:rFonts w:ascii="Times New Roman" w:hAnsi="Times New Roman" w:cs="Times New Roman"/>
+          <w:sz w:val="24"/>
+          <w:szCs w:val="24"/>
+        </w:rPr>
+        <w:tab/>
+      </w:r>
+      <w:r>
+        <w:rPr>
+          <w:rFonts w:ascii="Times New Roman" w:hAnsi="Times New Roman" w:cs="Times New Roman"/>
+          <w:sz w:val="24"/>
+          <w:szCs w:val="24"/>
+        </w:rPr>
+        <w:tab/>
+        <w:t>paste it.</w:t>
+      </w:r>
+    </w:p>
+    <w:p>
+      <w:pPr>
+        <w:rPr>
+          <w:rFonts w:ascii="Times New Roman" w:hAnsi="Times New Roman" w:cs="Times New Roman"/>
+          <w:sz w:val="24"/>
+          <w:szCs w:val="24"/>
+        </w:rPr>
+      </w:pPr>
+    </w:p>
+    <w:p>
+      <w:pPr>
+        <w:rPr>
+          <w:rFonts w:ascii="Times New Roman" w:hAnsi="Times New Roman" w:cs="Times New Roman"/>
+          <w:sz w:val="24"/>
+          <w:szCs w:val="24"/>
+        </w:rPr>
+      </w:pPr>
+      <w:r>
+        <w:rPr>
+          <w:rFonts w:ascii="Times New Roman" w:hAnsi="Times New Roman" w:cs="Times New Roman"/>
+          <w:sz w:val="24"/>
+          <w:szCs w:val="24"/>
+        </w:rPr>
+        <w:tab/>
+      </w:r>
+      <w:r>
+        <w:rPr>
+          <w:rFonts w:ascii="Times New Roman" w:hAnsi="Times New Roman" w:cs="Times New Roman"/>
+          <w:sz w:val="24"/>
+          <w:szCs w:val="24"/>
+        </w:rPr>
+        <w:tab/>
+      </w:r>
+      <w:r>
+        <w:rPr>
+          <w:rFonts w:ascii="Times New Roman" w:hAnsi="Times New Roman" w:cs="Times New Roman"/>
+          <w:sz w:val="24"/>
+          <w:szCs w:val="24"/>
+        </w:rPr>
+        <w:tab/>
+      </w:r>
+      <w:r>
+        <w:rPr>
+          <w:rFonts w:ascii="Times New Roman" w:hAnsi="Times New Roman" w:cs="Times New Roman"/>
+          <w:sz w:val="24"/>
+          <w:szCs w:val="24"/>
+        </w:rPr>
+        <w:t>git branch -M main</w:t>
+      </w:r>
+    </w:p>
+    <w:p>
+      <w:pPr>
+        <w:ind w:left="1440" w:firstLine="720"/>
+        <w:rPr>
+          <w:rFonts w:ascii="Times New Roman" w:hAnsi="Times New Roman" w:cs="Times New Roman"/>
+          <w:sz w:val="24"/>
+          <w:szCs w:val="24"/>
+        </w:rPr>
+      </w:pPr>
+      <w:r>
+        <w:rPr>
+          <w:rFonts w:ascii="Times New Roman" w:hAnsi="Times New Roman" w:cs="Times New Roman"/>
+          <w:sz w:val="24"/>
+          <w:szCs w:val="24"/>
+        </w:rPr>
+        <w:t>git push -u origin main</w:t>
+      </w:r>
+    </w:p>
+    <w:p>
+      <w:pPr>
+        <w:rPr>
+          <w:rFonts w:ascii="Times New Roman" w:hAnsi="Times New Roman" w:cs="Times New Roman"/>
+          <w:sz w:val="24"/>
+          <w:szCs w:val="24"/>
+        </w:rPr>
+      </w:pPr>
+    </w:p>
+    <w:p>
+      <w:pPr>
+        <w:rPr>
+          <w:rFonts w:ascii="Times New Roman" w:hAnsi="Times New Roman" w:cs="Times New Roman"/>
+          <w:b/>
+          <w:bCs/>
+          <w:sz w:val="24"/>
+          <w:szCs w:val="24"/>
+        </w:rPr>
+      </w:pPr>
+      <w:r>
+        <w:rPr>
+          <w:rFonts w:ascii="Times New Roman" w:hAnsi="Times New Roman" w:cs="Times New Roman"/>
+          <w:b/>
+          <w:bCs/>
+          <w:sz w:val="24"/>
+          <w:szCs w:val="24"/>
+        </w:rPr>
+        <w:t>Setup Python Virtual Environment:</w:t>
+      </w:r>
+    </w:p>
+    <w:p>
+      <w:pPr>
+        <w:ind w:left="720"/>
+        <w:rPr>
+          <w:rFonts w:ascii="Times New Roman" w:hAnsi="Times New Roman" w:cs="Times New Roman"/>
+          <w:sz w:val="24"/>
+          <w:szCs w:val="24"/>
+        </w:rPr>
+      </w:pPr>
+      <w:r>
+        <w:rPr>
+          <w:rFonts w:ascii="Times New Roman" w:hAnsi="Times New Roman" w:cs="Times New Roman"/>
+          <w:b/>
+          <w:bCs/>
+          <w:sz w:val="24"/>
+          <w:szCs w:val="24"/>
+        </w:rPr>
+        <w:tab/>
+      </w:r>
+      <w:r>
+        <w:rPr>
+          <w:rFonts w:ascii="Times New Roman" w:hAnsi="Times New Roman" w:cs="Times New Roman"/>
+          <w:b/>
+          <w:bCs/>
+          <w:sz w:val="24"/>
+          <w:szCs w:val="24"/>
+        </w:rPr>
+        <w:br/>
+      </w:r>
+      <w:r>
+        <w:rPr>
+          <w:rFonts w:ascii="Times New Roman" w:hAnsi="Times New Roman" w:cs="Times New Roman"/>
+          <w:sz w:val="24"/>
+          <w:szCs w:val="24"/>
+        </w:rPr>
+        <w:t>cd backend</w:t>
+      </w:r>
+    </w:p>
+    <w:p>
+      <w:pPr>
+        <w:ind w:left="720"/>
+        <w:rPr>
+          <w:rFonts w:ascii="Times New Roman" w:hAnsi="Times New Roman" w:cs="Times New Roman"/>
+          <w:sz w:val="24"/>
+          <w:szCs w:val="24"/>
+        </w:rPr>
+      </w:pPr>
+      <w:r>
+        <w:rPr>
+          <w:rFonts w:ascii="Times New Roman" w:hAnsi="Times New Roman" w:cs="Times New Roman"/>
+          <w:sz w:val="24"/>
+          <w:szCs w:val="24"/>
+        </w:rPr>
+        <w:t xml:space="preserve">python -m </w:t>
+      </w:r>
+      <w:proofErr w:type="spellStart"/>
+      <w:r>
+        <w:rPr>
+          <w:rFonts w:ascii="Times New Roman" w:hAnsi="Times New Roman" w:cs="Times New Roman"/>
+          <w:sz w:val="24"/>
+          <w:szCs w:val="24"/>
+        </w:rPr>
+        <w:t>venv</w:t>
+      </w:r>
+      <w:proofErr w:type="spellEnd"/>
+      <w:r>
+        <w:rPr>
+          <w:rFonts w:ascii="Times New Roman" w:hAnsi="Times New Roman" w:cs="Times New Roman"/>
+          <w:sz w:val="24"/>
+          <w:szCs w:val="24"/>
+        </w:rPr>
+        <w:t xml:space="preserve"> </w:t>
+      </w:r>
+      <w:proofErr w:type="spellStart"/>
+      <w:r>
+        <w:rPr>
+          <w:rFonts w:ascii="Times New Roman" w:hAnsi="Times New Roman" w:cs="Times New Roman"/>
+          <w:sz w:val="24"/>
+          <w:szCs w:val="24"/>
+        </w:rPr>
+        <w:t>venv</w:t>
+      </w:r>
+      <w:proofErr w:type="spellEnd"/>
+    </w:p>
+    <w:p>
+      <w:pPr>
+        <w:ind w:left="720"/>
+        <w:rPr>
+          <w:rFonts w:ascii="Times New Roman" w:hAnsi="Times New Roman" w:cs="Times New Roman"/>
+          <w:b/>
+          <w:bCs/>
+          <w:sz w:val="24"/>
+          <w:szCs w:val="24"/>
+        </w:rPr>
+      </w:pPr>
+      <w:proofErr w:type="spellStart"/>
+      <w:r>
+        <w:rPr>
+          <w:rFonts w:ascii="Times New Roman" w:hAnsi="Times New Roman" w:cs="Times New Roman"/>
+          <w:sz w:val="24"/>
+          <w:szCs w:val="24"/>
+        </w:rPr>
+        <w:t>venv</w:t>
+      </w:r>
+      <w:proofErr w:type="spellEnd"/>
+      <w:r>
+        <w:rPr>
+          <w:rFonts w:ascii="Times New Roman" w:hAnsi="Times New Roman" w:cs="Times New Roman"/>
+          <w:sz w:val="24"/>
+          <w:szCs w:val="24"/>
+        </w:rPr>
+        <w:t>\Scripts\activate</w:t>
+      </w:r>
+      <w:r>
+        <w:rPr>
+          <w:rFonts w:ascii="Times New Roman" w:hAnsi="Times New Roman" w:cs="Times New Roman"/>
+          <w:b/>
+          <w:bCs/>
+          <w:sz w:val="24"/>
+          <w:szCs w:val="24"/>
+        </w:rPr>
+        <w:t> </w:t>
+      </w:r>
+    </w:p>
+    <w:p>
+      <w:pPr>
+        <w:rPr>
+          <w:rFonts w:ascii="Times New Roman" w:hAnsi="Times New Roman" w:cs="Times New Roman"/>
+          <w:b/>
+          <w:bCs/>
+          <w:sz w:val="24"/>
+          <w:szCs w:val="24"/>
+        </w:rPr>
+      </w:pPr>
+    </w:p>
+    <w:p>
+      <w:pPr>
+        <w:rPr>
+          <w:rFonts w:ascii="Times New Roman" w:hAnsi="Times New Roman" w:cs="Times New Roman"/>
+          <w:b/>
+          <w:bCs/>
+          <w:sz w:val="24"/>
+          <w:szCs w:val="24"/>
+        </w:rPr>
+      </w:pPr>
+      <w:r>
+        <w:rPr>
+          <w:rFonts w:ascii="Times New Roman" w:hAnsi="Times New Roman" w:cs="Times New Roman"/>
+          <w:b/>
+          <w:bCs/>
+          <w:sz w:val="24"/>
+          <w:szCs w:val="24"/>
+        </w:rPr>
+        <w:t>Install Python Packages:</w:t>
+      </w:r>
+    </w:p>
+    <w:p>
+      <w:pPr>
+        <w:rPr>
+          <w:rFonts w:ascii="Times New Roman" w:hAnsi="Times New Roman" w:cs="Times New Roman"/>
+          <w:sz w:val="24"/>
+          <w:szCs w:val="24"/>
+        </w:rPr>
+      </w:pPr>
+      <w:r>
+        <w:rPr>
+          <w:rFonts w:ascii="Times New Roman" w:hAnsi="Times New Roman" w:cs="Times New Roman"/>
+          <w:b/>
+          <w:bCs/>
+          <w:sz w:val="24"/>
+          <w:szCs w:val="24"/>
+        </w:rPr>
+        <w:tab/>
+      </w:r>
+    </w:p>
+    <w:p>
+      <w:pPr>
+        <w:rPr>
+          <w:rFonts w:ascii="Times New Roman" w:hAnsi="Times New Roman" w:cs="Times New Roman"/>
+          <w:sz w:val="24"/>
+          <w:szCs w:val="24"/>
+        </w:rPr>
+      </w:pPr>
+      <w:proofErr w:type="spellStart"/>
+      <w:r>
+        <w:rPr>
+          <w:rFonts w:ascii="Times New Roman" w:hAnsi="Times New Roman" w:cs="Times New Roman"/>
+          <w:sz w:val="24"/>
+          <w:szCs w:val="24"/>
+        </w:rPr>
+        <w:t>fastapi</w:t>
+      </w:r>
+      <w:proofErr w:type="spellEnd"/>
+      <w:r>
+        <w:rPr>
+          <w:rFonts w:ascii="Times New Roman" w:hAnsi="Times New Roman" w:cs="Times New Roman"/>
+          <w:sz w:val="24"/>
+          <w:szCs w:val="24"/>
+        </w:rPr>
+        <w:t xml:space="preserve"> </w:t>
+      </w:r>
+      <w:proofErr w:type="spellStart"/>
+      <w:r>
+        <w:rPr>
+          <w:rFonts w:ascii="Times New Roman" w:hAnsi="Times New Roman" w:cs="Times New Roman"/>
+          <w:sz w:val="24"/>
+          <w:szCs w:val="24"/>
+        </w:rPr>
+        <w:t>uvicorn</w:t>
+      </w:r>
+      <w:proofErr w:type="spellEnd"/>
+      <w:r>
+        <w:rPr>
+          <w:rFonts w:ascii="Times New Roman" w:hAnsi="Times New Roman" w:cs="Times New Roman"/>
+          <w:sz w:val="24"/>
+          <w:szCs w:val="24"/>
+        </w:rPr>
+        <w:t xml:space="preserve"> python-multipart</w:t>
+      </w:r>
+      <w:r>
+        <w:rPr>
+          <w:rFonts w:ascii="Times New Roman" w:hAnsi="Times New Roman" w:cs="Times New Roman"/>
+          <w:sz w:val="24"/>
+          <w:szCs w:val="24"/>
+        </w:rPr>
+        <w:t xml:space="preserve"> </w:t>
+      </w:r>
+      <w:proofErr w:type="spellStart"/>
+      <w:r>
+        <w:rPr>
+          <w:rFonts w:ascii="Times New Roman" w:hAnsi="Times New Roman" w:cs="Times New Roman"/>
+          <w:sz w:val="24"/>
+          <w:szCs w:val="24"/>
+        </w:rPr>
+        <w:t>pdfplumber</w:t>
+      </w:r>
+      <w:proofErr w:type="spellEnd"/>
+      <w:r>
+        <w:rPr>
+          <w:rFonts w:ascii="Times New Roman" w:hAnsi="Times New Roman" w:cs="Times New Roman"/>
+          <w:sz w:val="24"/>
+          <w:szCs w:val="24"/>
+        </w:rPr>
+        <w:t xml:space="preserve"> transformers torch</w:t>
+      </w:r>
+      <w:r>
+        <w:rPr>
+          <w:rFonts w:ascii="Times New Roman" w:hAnsi="Times New Roman" w:cs="Times New Roman"/>
+          <w:sz w:val="24"/>
+          <w:szCs w:val="24"/>
+        </w:rPr>
+        <w:t xml:space="preserve"> </w:t>
+      </w:r>
+      <w:r>
+        <w:rPr>
+          <w:rFonts w:ascii="Times New Roman" w:hAnsi="Times New Roman" w:cs="Times New Roman"/>
+          <w:sz w:val="24"/>
+          <w:szCs w:val="24"/>
+        </w:rPr>
+        <w:t>requests python-</w:t>
+      </w:r>
+      <w:proofErr w:type="spellStart"/>
+      <w:r>
+        <w:rPr>
+          <w:rFonts w:ascii="Times New Roman" w:hAnsi="Times New Roman" w:cs="Times New Roman"/>
+          <w:sz w:val="24"/>
+          <w:szCs w:val="24"/>
+        </w:rPr>
+        <w:t>whois</w:t>
+      </w:r>
+      <w:proofErr w:type="spellEnd"/>
+      <w:r>
+        <w:rPr>
+          <w:rFonts w:ascii="Times New Roman" w:hAnsi="Times New Roman" w:cs="Times New Roman"/>
+          <w:sz w:val="24"/>
+          <w:szCs w:val="24"/>
+        </w:rPr>
+        <w:t xml:space="preserve"> </w:t>
+      </w:r>
+      <w:proofErr w:type="spellStart"/>
+      <w:r>
+        <w:rPr>
+          <w:rFonts w:ascii="Times New Roman" w:hAnsi="Times New Roman" w:cs="Times New Roman"/>
+          <w:sz w:val="24"/>
+          <w:szCs w:val="24"/>
+        </w:rPr>
+        <w:t>opencv</w:t>
+      </w:r>
+      <w:proofErr w:type="spellEnd"/>
+      <w:r>
+        <w:rPr>
+          <w:rFonts w:ascii="Times New Roman" w:hAnsi="Times New Roman" w:cs="Times New Roman"/>
+          <w:sz w:val="24"/>
+          <w:szCs w:val="24"/>
+        </w:rPr>
+        <w:t xml:space="preserve">-python </w:t>
+      </w:r>
+      <w:proofErr w:type="spellStart"/>
+      <w:r>
+        <w:rPr>
+          <w:rFonts w:ascii="Times New Roman" w:hAnsi="Times New Roman" w:cs="Times New Roman"/>
+          <w:sz w:val="24"/>
+          <w:szCs w:val="24"/>
+        </w:rPr>
+        <w:t>pyzbar</w:t>
+      </w:r>
+      <w:proofErr w:type="spellEnd"/>
+      <w:r>
+        <w:rPr>
+          <w:rFonts w:ascii="Times New Roman" w:hAnsi="Times New Roman" w:cs="Times New Roman"/>
+          <w:sz w:val="24"/>
+          <w:szCs w:val="24"/>
+        </w:rPr>
+        <w:t xml:space="preserve"> python-</w:t>
+      </w:r>
+      <w:proofErr w:type="spellStart"/>
+      <w:r>
+        <w:rPr>
+          <w:rFonts w:ascii="Times New Roman" w:hAnsi="Times New Roman" w:cs="Times New Roman"/>
+          <w:sz w:val="24"/>
+          <w:szCs w:val="24"/>
+        </w:rPr>
+        <w:t>dotenv</w:t>
+      </w:r>
+      <w:proofErr w:type="spellEnd"/>
+      <w:r>
+        <w:rPr>
+          <w:rFonts w:ascii="Times New Roman" w:hAnsi="Times New Roman" w:cs="Times New Roman"/>
+          <w:sz w:val="24"/>
+          <w:szCs w:val="24"/>
+        </w:rPr>
+        <w:t xml:space="preserve"> </w:t>
+      </w:r>
+      <w:proofErr w:type="spellStart"/>
+      <w:r>
+        <w:rPr>
+          <w:rFonts w:ascii="Times New Roman" w:hAnsi="Times New Roman" w:cs="Times New Roman"/>
+          <w:sz w:val="24"/>
+          <w:szCs w:val="24"/>
+        </w:rPr>
+        <w:t>pytest</w:t>
+      </w:r>
+      <w:proofErr w:type="spellEnd"/>
+    </w:p>
+    <w:p>
+      <w:pPr>
+        <w:rPr>
+          <w:rFonts w:ascii="Times New Roman" w:hAnsi="Times New Roman" w:cs="Times New Roman"/>
+          <w:b/>
+          <w:bCs/>
+          <w:sz w:val="24"/>
+          <w:szCs w:val="24"/>
+        </w:rPr>
+      </w:pPr>
+      <w:r>
+        <w:rPr>
+          <w:rFonts w:ascii="Times New Roman" w:hAnsi="Times New Roman" w:cs="Times New Roman"/>
+          <w:b/>
+          <w:bCs/>
+          <w:sz w:val="24"/>
+          <w:szCs w:val="24"/>
+        </w:rPr>
+        <w:lastRenderedPageBreak/>
+        <w:t>Key</w:t>
+      </w:r>
+    </w:p>
+    <w:p>
+      <w:pPr>
+        <w:rPr>
+          <w:rFonts w:ascii="Times New Roman" w:hAnsi="Times New Roman" w:cs="Times New Roman"/>
+          <w:b/>
+          <w:bCs/>
+          <w:sz w:val="24"/>
+          <w:szCs w:val="24"/>
+        </w:rPr>
+      </w:pPr>
+      <w:r>
+        <w:rPr>
+          <w:rFonts w:ascii="Times New Roman" w:hAnsi="Times New Roman" w:cs="Times New Roman"/>
+          <w:b/>
+          <w:bCs/>
+          <w:sz w:val="24"/>
+          <w:szCs w:val="24"/>
+        </w:rPr>
+        <w:drawing>
+          <wp:inline distT="0" distB="0" distL="0" distR="0" wp14:anchorId="1A3166E2" wp14:editId="7444B0E2">
+            <wp:extent cx="4696480" cy="6230219"/>
+            <wp:effectExtent l="0" t="0" r="8890" b="0"/>
+            <wp:docPr id="1791689654" name="Picture 1"/>
+            <wp:cNvGraphicFramePr>
+              <a:graphicFrameLocks xmlns:a="http://schemas.openxmlformats.org/drawingml/2006/main" noChangeAspect="1"/>
+            </wp:cNvGraphicFramePr>
+            <a:graphic xmlns:a="http://schemas.openxmlformats.org/drawingml/2006/main">
+              <a:graphicData uri="http://schemas.openxmlformats.org/drawingml/2006/picture">
+                <pic:pic xmlns:pic="http://schemas.openxmlformats.org/drawingml/2006/picture">
+                  <pic:nvPicPr>
+                    <pic:cNvPr id="1791689654" name=""/>
+                    <pic:cNvPicPr/>
+                  </pic:nvPicPr>
+                  <pic:blipFill>
+                    <a:blip r:embed="rId9"/>
+                    <a:stretch>
+                      <a:fillRect/>
+                    </a:stretch>
+                  </pic:blipFill>
+                  <pic:spPr>
+                    <a:xfrm>
+                      <a:off x="0" y="0"/>
+                      <a:ext cx="4696480" cy="6230219"/>
+                    </a:xfrm>
+                    <a:prstGeom prst="rect">
+                      <a:avLst/>
+                    </a:prstGeom>
+                  </pic:spPr>
+                </pic:pic>
+              </a:graphicData>
+            </a:graphic>
+          </wp:inline>
+        </w:drawing>
+      </w:r>
+    </w:p>
+    <w:p>
+      <w:pPr>
+        <w:rPr>
+          <w:rFonts w:ascii="Times New Roman" w:hAnsi="Times New Roman" w:cs="Times New Roman"/>
+          <w:b/>
+          <w:bCs/>
+          <w:sz w:val="24"/>
+          <w:szCs w:val="24"/>
+        </w:rPr>
+      </w:pPr>
+    </w:p>
+    <w:p>
+      <w:pPr>
+        <w:rPr>
+          <w:rFonts w:ascii="Times New Roman" w:hAnsi="Times New Roman" w:cs="Times New Roman"/>
+          <w:b/>
+          <w:bCs/>
           <w:sz w:val="24"/>
           <w:szCs w:val="24"/>
         </w:rPr>
@@ -886,7 +1925,6 @@
   <w:style w:type="character" w:default="1" w:styleId="DefaultParagraphFont">
     <w:name w:val="Default Paragraph Font"/>
     <w:uiPriority w:val="1"/>
-    <w:semiHidden/>
     <w:unhideWhenUsed/>
   </w:style>
   <w:style w:type="table" w:default="1" w:styleId="TableNormal">
@@ -1198,6 +2236,29 @@
       <w:smallCaps/>
       <w:color w:val="2F5496" w:themeColor="accent1" w:themeShade="BF"/>
       <w:spacing w:val="5"/>
+    </w:rPr>
+  </w:style>
+  <w:style w:type="character" w:styleId="Hyperlink">
+    <w:name w:val="Hyperlink"/>
+    <w:basedOn w:val="DefaultParagraphFont"/>
+    <w:uiPriority w:val="99"/>
+    <w:unhideWhenUsed/>
+    <w:rsid w:val="00FC090D"/>
+    <w:rPr>
+      <w:color w:val="0563C1" w:themeColor="hyperlink"/>
+      <w:u w:val="single"/>
+    </w:rPr>
+  </w:style>
+  <w:style w:type="character" w:styleId="UnresolvedMention">
+    <w:name w:val="Unresolved Mention"/>
+    <w:basedOn w:val="DefaultParagraphFont"/>
+    <w:uiPriority w:val="99"/>
+    <w:semiHidden/>
+    <w:unhideWhenUsed/>
+    <w:rsid w:val="00FC090D"/>
+    <w:rPr>
+      <w:color w:val="605E5C"/>
+      <w:shd w:val="clear" w:color="auto" w:fill="E1DFDD"/>
     </w:rPr>
   </w:style>
 </w:styles>
